--- a/SearchGuild/readme/Readme (eng).docx
+++ b/SearchGuild/readme/Readme (eng).docx
@@ -934,719 +934,751 @@
         </w:rPr>
         <w:t xml:space="preserve"> – author of the</w:t>
       </w:r>
+      <w:r>
+        <w:rPr>
+          <w:rFonts w:ascii="Times New Roman" w:hAnsi="Times New Roman" w:cs="Times New Roman"/>
+          <w:sz w:val="24"/>
+          <w:szCs w:val="24"/>
+          <w:lang w:val="en-GB"/>
+        </w:rPr>
+        <w:t xml:space="preserve"> text</w:t>
+      </w:r>
+      <w:r>
+        <w:rPr>
+          <w:rFonts w:ascii="Times New Roman" w:hAnsi="Times New Roman" w:cs="Times New Roman"/>
+          <w:sz w:val="24"/>
+          <w:szCs w:val="24"/>
+          <w:lang w:val="en-GB"/>
+        </w:rPr>
+        <w:t>s</w:t>
+      </w:r>
+    </w:p>
+    <w:p>
+      <w:pPr>
+        <w:spacing w:after="0" w:line="240" w:lineRule="auto"/>
+        <w:jc w:val="both"/>
+        <w:rPr>
+          <w:rFonts w:ascii="Times New Roman" w:hAnsi="Times New Roman" w:cs="Times New Roman"/>
+          <w:sz w:val="24"/>
+          <w:szCs w:val="24"/>
+          <w:lang w:val="en-GB"/>
+        </w:rPr>
+      </w:pPr>
+      <w:r>
+        <w:rPr>
+          <w:rFonts w:ascii="Times New Roman" w:hAnsi="Times New Roman" w:cs="Times New Roman"/>
+          <w:b/>
+          <w:sz w:val="24"/>
+          <w:szCs w:val="24"/>
+          <w:lang w:val="en-GB"/>
+        </w:rPr>
+        <w:t>Austin</w:t>
+      </w:r>
+      <w:r>
+        <w:rPr>
+          <w:rFonts w:ascii="Times New Roman" w:hAnsi="Times New Roman" w:cs="Times New Roman"/>
+          <w:sz w:val="24"/>
+          <w:szCs w:val="24"/>
+          <w:lang w:val="en-GB"/>
+        </w:rPr>
+        <w:t xml:space="preserve"> – coding, additions to the script</w:t>
+      </w:r>
+    </w:p>
+    <w:p>
+      <w:pPr>
+        <w:spacing w:after="0" w:line="240" w:lineRule="auto"/>
+        <w:jc w:val="both"/>
+        <w:rPr>
+          <w:rFonts w:ascii="Times New Roman" w:hAnsi="Times New Roman" w:cs="Times New Roman"/>
+          <w:sz w:val="24"/>
+          <w:szCs w:val="24"/>
+          <w:lang w:val="en-GB"/>
+        </w:rPr>
+      </w:pPr>
+      <w:proofErr w:type="spellStart"/>
+      <w:r>
+        <w:rPr>
+          <w:rFonts w:ascii="Times New Roman" w:hAnsi="Times New Roman" w:cs="Times New Roman"/>
+          <w:b/>
+          <w:sz w:val="24"/>
+          <w:szCs w:val="24"/>
+          <w:lang w:val="en-GB"/>
+        </w:rPr>
+        <w:t>Gorion</w:t>
+      </w:r>
+      <w:proofErr w:type="spellEnd"/>
+      <w:r>
+        <w:rPr>
+          <w:rFonts w:ascii="Times New Roman" w:hAnsi="Times New Roman" w:cs="Times New Roman"/>
+          <w:sz w:val="24"/>
+          <w:szCs w:val="24"/>
+          <w:lang w:val="en-GB"/>
+        </w:rPr>
+        <w:t xml:space="preserve"> – maps of new locations</w:t>
+      </w:r>
+    </w:p>
+    <w:p>
+      <w:pPr>
+        <w:spacing w:after="0" w:line="240" w:lineRule="auto"/>
+        <w:jc w:val="both"/>
+        <w:rPr>
+          <w:rFonts w:ascii="Times New Roman" w:hAnsi="Times New Roman" w:cs="Times New Roman"/>
+          <w:sz w:val="24"/>
+          <w:szCs w:val="24"/>
+          <w:lang w:val="en-GB"/>
+        </w:rPr>
+      </w:pPr>
+      <w:proofErr w:type="spellStart"/>
+      <w:r>
+        <w:rPr>
+          <w:rFonts w:ascii="Times New Roman" w:hAnsi="Times New Roman" w:cs="Times New Roman"/>
+          <w:b/>
+          <w:sz w:val="24"/>
+          <w:szCs w:val="24"/>
+          <w:lang w:val="en-GB"/>
+        </w:rPr>
+        <w:t>Tipun</w:t>
+      </w:r>
+      <w:proofErr w:type="spellEnd"/>
+      <w:r>
+        <w:rPr>
+          <w:rFonts w:ascii="Times New Roman" w:hAnsi="Times New Roman" w:cs="Times New Roman"/>
+          <w:sz w:val="24"/>
+          <w:szCs w:val="24"/>
+          <w:lang w:val="en-GB"/>
+        </w:rPr>
+        <w:t xml:space="preserve"> – technical assistance</w:t>
+      </w:r>
+    </w:p>
+    <w:p>
+      <w:pPr>
+        <w:spacing w:after="0" w:line="240" w:lineRule="auto"/>
+        <w:jc w:val="both"/>
+        <w:rPr>
+          <w:rFonts w:ascii="Times New Roman" w:hAnsi="Times New Roman" w:cs="Times New Roman"/>
+          <w:sz w:val="24"/>
+          <w:szCs w:val="24"/>
+          <w:lang w:val="en-GB"/>
+        </w:rPr>
+      </w:pPr>
+      <w:proofErr w:type="spellStart"/>
+      <w:r>
+        <w:rPr>
+          <w:rFonts w:ascii="Times New Roman" w:hAnsi="Times New Roman" w:cs="Times New Roman"/>
+          <w:b/>
+          <w:sz w:val="24"/>
+          <w:szCs w:val="24"/>
+          <w:lang w:val="en-GB"/>
+        </w:rPr>
+        <w:t>Endarire</w:t>
+      </w:r>
+      <w:proofErr w:type="spellEnd"/>
+      <w:r>
+        <w:rPr>
+          <w:rFonts w:ascii="Times New Roman" w:hAnsi="Times New Roman" w:cs="Times New Roman"/>
+          <w:sz w:val="24"/>
+          <w:szCs w:val="24"/>
+          <w:lang w:val="en-GB"/>
+        </w:rPr>
+        <w:t xml:space="preserve"> - proofreading of 233 lines of English guild text</w:t>
+      </w:r>
+    </w:p>
+    <w:p>
+      <w:pPr>
+        <w:spacing w:after="0" w:line="240" w:lineRule="auto"/>
+        <w:jc w:val="both"/>
+        <w:rPr>
+          <w:rFonts w:ascii="Times New Roman" w:hAnsi="Times New Roman" w:cs="Times New Roman"/>
+          <w:sz w:val="24"/>
+          <w:szCs w:val="24"/>
+          <w:lang w:val="en-GB"/>
+        </w:rPr>
+      </w:pPr>
+      <w:r>
+        <w:rPr>
+          <w:rFonts w:ascii="Times New Roman" w:hAnsi="Times New Roman" w:cs="Times New Roman"/>
+          <w:sz w:val="24"/>
+          <w:szCs w:val="24"/>
+          <w:lang w:val="en-GB"/>
+        </w:rPr>
+        <w:t>Art objects:</w:t>
+      </w:r>
+    </w:p>
+    <w:p>
+      <w:pPr>
+        <w:spacing w:after="0" w:line="240" w:lineRule="auto"/>
+        <w:jc w:val="both"/>
+        <w:rPr>
+          <w:rFonts w:ascii="Times New Roman" w:hAnsi="Times New Roman" w:cs="Times New Roman"/>
+          <w:sz w:val="24"/>
+          <w:szCs w:val="24"/>
+          <w:lang w:val="en-GB"/>
+        </w:rPr>
+      </w:pPr>
+      <w:proofErr w:type="spellStart"/>
+      <w:r>
+        <w:rPr>
+          <w:rFonts w:ascii="Times New Roman" w:hAnsi="Times New Roman" w:cs="Times New Roman"/>
+          <w:sz w:val="24"/>
+          <w:szCs w:val="24"/>
+          <w:lang w:val="en-GB"/>
+        </w:rPr>
+        <w:t>nordic</w:t>
+      </w:r>
+      <w:proofErr w:type="spellEnd"/>
+      <w:r>
+        <w:rPr>
+          <w:rFonts w:ascii="Times New Roman" w:hAnsi="Times New Roman" w:cs="Times New Roman"/>
+          <w:sz w:val="24"/>
+          <w:szCs w:val="24"/>
+          <w:lang w:val="en-GB"/>
+        </w:rPr>
+        <w:t>__</w:t>
+      </w:r>
+      <w:proofErr w:type="spellStart"/>
+      <w:r>
+        <w:rPr>
+          <w:rFonts w:ascii="Times New Roman" w:hAnsi="Times New Roman" w:cs="Times New Roman"/>
+          <w:sz w:val="24"/>
+          <w:szCs w:val="24"/>
+          <w:lang w:val="en-GB"/>
+        </w:rPr>
+        <w:t>bugbear_by_thatdman</w:t>
+      </w:r>
+      <w:proofErr w:type="spellEnd"/>
+      <w:r>
+        <w:rPr>
+          <w:rFonts w:ascii="Times New Roman" w:hAnsi="Times New Roman" w:cs="Times New Roman"/>
+          <w:sz w:val="24"/>
+          <w:szCs w:val="24"/>
+          <w:lang w:val="en-GB"/>
+        </w:rPr>
+        <w:t>,</w:t>
+      </w:r>
+    </w:p>
+    <w:p>
+      <w:pPr>
+        <w:spacing w:after="0" w:line="240" w:lineRule="auto"/>
+        <w:jc w:val="both"/>
+        <w:rPr>
+          <w:rFonts w:ascii="Times New Roman" w:hAnsi="Times New Roman" w:cs="Times New Roman"/>
+          <w:sz w:val="24"/>
+          <w:szCs w:val="24"/>
+          <w:lang w:val="en-GB"/>
+        </w:rPr>
+      </w:pPr>
+      <w:r>
+        <w:rPr>
+          <w:rFonts w:ascii="Times New Roman" w:hAnsi="Times New Roman" w:cs="Times New Roman"/>
+          <w:sz w:val="24"/>
+          <w:szCs w:val="24"/>
+          <w:lang w:val="en-GB"/>
+        </w:rPr>
+        <w:t>orc_by_michalsalatav2,</w:t>
+      </w:r>
+    </w:p>
+    <w:p>
+      <w:pPr>
+        <w:spacing w:after="0" w:line="240" w:lineRule="auto"/>
+        <w:jc w:val="both"/>
+        <w:rPr>
+          <w:rFonts w:ascii="Times New Roman" w:hAnsi="Times New Roman" w:cs="Times New Roman"/>
+          <w:sz w:val="24"/>
+          <w:szCs w:val="24"/>
+          <w:lang w:val="en-GB"/>
+        </w:rPr>
+      </w:pPr>
+      <w:r>
+        <w:rPr>
+          <w:rFonts w:ascii="Times New Roman" w:hAnsi="Times New Roman" w:cs="Times New Roman"/>
+          <w:sz w:val="24"/>
+          <w:szCs w:val="24"/>
+          <w:lang w:val="en-GB"/>
+        </w:rPr>
+        <w:lastRenderedPageBreak/>
+        <w:t xml:space="preserve">The Fixer by </w:t>
+      </w:r>
+      <w:proofErr w:type="spellStart"/>
+      <w:r>
+        <w:rPr>
+          <w:rFonts w:ascii="Times New Roman" w:hAnsi="Times New Roman" w:cs="Times New Roman"/>
+          <w:sz w:val="24"/>
+          <w:szCs w:val="24"/>
+          <w:lang w:val="en-GB"/>
+        </w:rPr>
+        <w:t>Smolin</w:t>
+      </w:r>
+      <w:proofErr w:type="spellEnd"/>
+    </w:p>
+    <w:p>
+      <w:pPr>
+        <w:spacing w:after="0" w:line="240" w:lineRule="auto"/>
+        <w:jc w:val="both"/>
+        <w:rPr>
+          <w:rFonts w:ascii="Times New Roman" w:hAnsi="Times New Roman" w:cs="Times New Roman"/>
+          <w:sz w:val="24"/>
+          <w:szCs w:val="24"/>
+          <w:lang w:val="en-GB"/>
+        </w:rPr>
+      </w:pPr>
+    </w:p>
+    <w:p>
+      <w:pPr>
+        <w:spacing w:after="0" w:line="240" w:lineRule="auto"/>
+        <w:jc w:val="center"/>
+        <w:rPr>
+          <w:rFonts w:ascii="Times New Roman" w:hAnsi="Times New Roman" w:cs="Times New Roman"/>
+          <w:b/>
+          <w:color w:val="C00000"/>
+          <w:sz w:val="24"/>
+          <w:szCs w:val="24"/>
+          <w:lang w:val="en-GB"/>
+        </w:rPr>
+      </w:pPr>
+      <w:r>
+        <w:rPr>
+          <w:rFonts w:ascii="Times New Roman" w:hAnsi="Times New Roman" w:cs="Times New Roman"/>
+          <w:b/>
+          <w:color w:val="C00000"/>
+          <w:sz w:val="24"/>
+          <w:szCs w:val="24"/>
+          <w:lang w:val="en-GB"/>
+        </w:rPr>
+        <w:t>ANSWERS TO QUESTIONS</w:t>
+      </w:r>
+    </w:p>
+    <w:p>
+      <w:pPr>
+        <w:spacing w:after="0" w:line="240" w:lineRule="auto"/>
+        <w:jc w:val="both"/>
+        <w:rPr>
+          <w:rFonts w:ascii="Times New Roman" w:hAnsi="Times New Roman" w:cs="Times New Roman"/>
+          <w:b/>
+          <w:i/>
+          <w:sz w:val="24"/>
+          <w:szCs w:val="24"/>
+          <w:lang w:val="en-GB"/>
+        </w:rPr>
+      </w:pPr>
+      <w:r>
+        <w:rPr>
+          <w:rFonts w:ascii="Times New Roman" w:hAnsi="Times New Roman" w:cs="Times New Roman"/>
+          <w:b/>
+          <w:i/>
+          <w:sz w:val="24"/>
+          <w:szCs w:val="24"/>
+          <w:lang w:val="en-GB"/>
+        </w:rPr>
+        <w:t>Will the mod work on the "classic" version of the game?</w:t>
+      </w:r>
+    </w:p>
+    <w:p>
+      <w:pPr>
+        <w:spacing w:after="0" w:line="240" w:lineRule="auto"/>
+        <w:jc w:val="both"/>
+        <w:rPr>
+          <w:rFonts w:ascii="Times New Roman" w:hAnsi="Times New Roman" w:cs="Times New Roman"/>
+          <w:sz w:val="24"/>
+          <w:szCs w:val="24"/>
+          <w:lang w:val="en-GB"/>
+        </w:rPr>
+      </w:pPr>
+      <w:r>
+        <w:rPr>
+          <w:rFonts w:ascii="Times New Roman" w:hAnsi="Times New Roman" w:cs="Times New Roman"/>
+          <w:sz w:val="24"/>
+          <w:szCs w:val="24"/>
+          <w:lang w:val="en-GB"/>
+        </w:rPr>
+        <w:t>It will, but only in conjunction with the Infinity Animations mod.</w:t>
+      </w:r>
+    </w:p>
+    <w:p>
+      <w:pPr>
+        <w:spacing w:after="0" w:line="240" w:lineRule="auto"/>
+        <w:jc w:val="both"/>
+        <w:rPr>
+          <w:rFonts w:ascii="Times New Roman" w:hAnsi="Times New Roman" w:cs="Times New Roman"/>
+          <w:sz w:val="24"/>
+          <w:szCs w:val="24"/>
+          <w:lang w:val="en-GB"/>
+        </w:rPr>
+      </w:pPr>
+    </w:p>
+    <w:p>
+      <w:pPr>
+        <w:spacing w:after="0" w:line="240" w:lineRule="auto"/>
+        <w:jc w:val="both"/>
+        <w:rPr>
+          <w:rFonts w:ascii="Times New Roman" w:hAnsi="Times New Roman" w:cs="Times New Roman"/>
+          <w:b/>
+          <w:i/>
+          <w:sz w:val="24"/>
+          <w:szCs w:val="24"/>
+          <w:lang w:val="en-GB"/>
+        </w:rPr>
+      </w:pPr>
+      <w:r>
+        <w:rPr>
+          <w:rFonts w:ascii="Times New Roman" w:hAnsi="Times New Roman" w:cs="Times New Roman"/>
+          <w:b/>
+          <w:i/>
+          <w:sz w:val="24"/>
+          <w:szCs w:val="24"/>
+          <w:lang w:val="en-GB"/>
+        </w:rPr>
+        <w:t xml:space="preserve">How do I open the locked cabinet with documents in </w:t>
+      </w:r>
+      <w:proofErr w:type="spellStart"/>
+      <w:r>
+        <w:rPr>
+          <w:rFonts w:ascii="Times New Roman" w:hAnsi="Times New Roman" w:cs="Times New Roman"/>
+          <w:b/>
+          <w:i/>
+          <w:sz w:val="24"/>
+          <w:szCs w:val="24"/>
+          <w:lang w:val="en-GB"/>
+        </w:rPr>
+        <w:t>Adelard's</w:t>
+      </w:r>
+      <w:proofErr w:type="spellEnd"/>
+      <w:r>
+        <w:rPr>
+          <w:rFonts w:ascii="Times New Roman" w:hAnsi="Times New Roman" w:cs="Times New Roman"/>
+          <w:b/>
+          <w:i/>
+          <w:sz w:val="24"/>
+          <w:szCs w:val="24"/>
+          <w:lang w:val="en-GB"/>
+        </w:rPr>
+        <w:t xml:space="preserve"> office?</w:t>
+      </w:r>
+    </w:p>
+    <w:p>
+      <w:pPr>
+        <w:spacing w:after="0" w:line="240" w:lineRule="auto"/>
+        <w:jc w:val="both"/>
+        <w:rPr>
+          <w:rFonts w:ascii="Times New Roman" w:hAnsi="Times New Roman" w:cs="Times New Roman"/>
+          <w:sz w:val="24"/>
+          <w:szCs w:val="24"/>
+          <w:lang w:val="en-GB"/>
+        </w:rPr>
+      </w:pPr>
+      <w:r>
+        <w:rPr>
+          <w:rFonts w:ascii="Times New Roman" w:hAnsi="Times New Roman" w:cs="Times New Roman"/>
+          <w:sz w:val="24"/>
+          <w:szCs w:val="24"/>
+          <w:lang w:val="en-GB"/>
+        </w:rPr>
+        <w:t>Pay attention to the entry in the journal and to Nordic's words, and then select the desired date from several possible ones as an answer and type it in the MMYYYY format.</w:t>
+      </w:r>
+    </w:p>
+    <w:p>
+      <w:pPr>
+        <w:spacing w:after="0" w:line="240" w:lineRule="auto"/>
+        <w:jc w:val="both"/>
+        <w:rPr>
+          <w:rFonts w:ascii="Times New Roman" w:hAnsi="Times New Roman" w:cs="Times New Roman"/>
+          <w:sz w:val="24"/>
+          <w:szCs w:val="24"/>
+          <w:lang w:val="en-GB"/>
+        </w:rPr>
+      </w:pPr>
+    </w:p>
+    <w:p>
+      <w:pPr>
+        <w:spacing w:after="0" w:line="240" w:lineRule="auto"/>
+        <w:jc w:val="both"/>
+        <w:rPr>
+          <w:rFonts w:ascii="Times New Roman" w:hAnsi="Times New Roman" w:cs="Times New Roman"/>
+          <w:b/>
+          <w:i/>
+          <w:sz w:val="24"/>
+          <w:szCs w:val="24"/>
+          <w:lang w:val="en-GB"/>
+        </w:rPr>
+      </w:pPr>
+      <w:r>
+        <w:rPr>
+          <w:rFonts w:ascii="Times New Roman" w:hAnsi="Times New Roman" w:cs="Times New Roman"/>
+          <w:b/>
+          <w:i/>
+          <w:sz w:val="24"/>
+          <w:szCs w:val="24"/>
+          <w:lang w:val="en-GB"/>
+        </w:rPr>
+        <w:t>Will new quests be added for the guild?</w:t>
+      </w:r>
+    </w:p>
+    <w:p>
+      <w:pPr>
+        <w:spacing w:after="0" w:line="240" w:lineRule="auto"/>
+        <w:jc w:val="both"/>
+        <w:rPr>
+          <w:rFonts w:ascii="Times New Roman" w:hAnsi="Times New Roman" w:cs="Times New Roman"/>
+          <w:sz w:val="24"/>
+          <w:szCs w:val="24"/>
+          <w:lang w:val="en-GB"/>
+        </w:rPr>
+      </w:pPr>
+      <w:r>
+        <w:rPr>
+          <w:rFonts w:ascii="Times New Roman" w:hAnsi="Times New Roman" w:cs="Times New Roman"/>
+          <w:sz w:val="24"/>
+          <w:szCs w:val="24"/>
+          <w:lang w:val="en-GB"/>
+        </w:rPr>
+        <w:t>An expansion of the mod is planned, if the coder has free time. We can't promise anything yet.</w:t>
+      </w:r>
+    </w:p>
+    <w:p>
+      <w:pPr>
+        <w:spacing w:after="0" w:line="240" w:lineRule="auto"/>
+        <w:jc w:val="both"/>
+        <w:rPr>
+          <w:rFonts w:ascii="Times New Roman" w:hAnsi="Times New Roman" w:cs="Times New Roman"/>
+          <w:sz w:val="24"/>
+          <w:szCs w:val="24"/>
+          <w:lang w:val="en-GB"/>
+        </w:rPr>
+      </w:pPr>
+    </w:p>
+    <w:p>
+      <w:pPr>
+        <w:spacing w:after="0" w:line="240" w:lineRule="auto"/>
+        <w:jc w:val="both"/>
+        <w:rPr>
+          <w:rFonts w:ascii="Times New Roman" w:hAnsi="Times New Roman" w:cs="Times New Roman"/>
+          <w:sz w:val="24"/>
+          <w:szCs w:val="24"/>
+          <w:lang w:val="en-GB"/>
+        </w:rPr>
+      </w:pPr>
+    </w:p>
+    <w:p>
+      <w:pPr>
+        <w:spacing w:after="0" w:line="240" w:lineRule="auto"/>
+        <w:jc w:val="center"/>
+        <w:rPr>
+          <w:rFonts w:ascii="Times New Roman" w:hAnsi="Times New Roman" w:cs="Times New Roman"/>
+          <w:b/>
+          <w:color w:val="C00000"/>
+          <w:sz w:val="24"/>
+          <w:szCs w:val="24"/>
+          <w:lang w:val="en-GB"/>
+        </w:rPr>
+      </w:pPr>
+      <w:r>
+        <w:rPr>
+          <w:rFonts w:ascii="Times New Roman" w:hAnsi="Times New Roman" w:cs="Times New Roman"/>
+          <w:b/>
+          <w:color w:val="C00000"/>
+          <w:sz w:val="24"/>
+          <w:szCs w:val="24"/>
+          <w:lang w:val="en-GB"/>
+        </w:rPr>
+        <w:t>VERSION HISTORY</w:t>
+      </w:r>
+    </w:p>
+    <w:p>
+      <w:pPr>
+        <w:spacing w:after="0" w:line="240" w:lineRule="auto"/>
+        <w:jc w:val="both"/>
+        <w:rPr>
+          <w:rFonts w:ascii="Times New Roman" w:hAnsi="Times New Roman" w:cs="Times New Roman"/>
+          <w:sz w:val="24"/>
+          <w:szCs w:val="24"/>
+          <w:lang w:val="en-GB"/>
+        </w:rPr>
+      </w:pPr>
+      <w:proofErr w:type="gramStart"/>
+      <w:r>
+        <w:rPr>
+          <w:rFonts w:ascii="Times New Roman" w:hAnsi="Times New Roman" w:cs="Times New Roman"/>
+          <w:sz w:val="24"/>
+          <w:szCs w:val="24"/>
+          <w:lang w:val="en-GB"/>
+        </w:rPr>
+        <w:t>v</w:t>
+      </w:r>
+      <w:r>
+        <w:rPr>
+          <w:rFonts w:ascii="Times New Roman" w:hAnsi="Times New Roman" w:cs="Times New Roman"/>
+          <w:sz w:val="24"/>
+          <w:szCs w:val="24"/>
+          <w:lang w:val="en-GB"/>
+        </w:rPr>
+        <w:t>.1.</w:t>
+      </w:r>
+      <w:r>
+        <w:rPr>
+          <w:rFonts w:ascii="Times New Roman" w:hAnsi="Times New Roman" w:cs="Times New Roman"/>
+          <w:sz w:val="24"/>
+          <w:szCs w:val="24"/>
+          <w:lang w:val="en-GB"/>
+        </w:rPr>
+        <w:t>2</w:t>
+      </w:r>
+      <w:proofErr w:type="gramEnd"/>
+      <w:r>
+        <w:rPr>
+          <w:rFonts w:ascii="Times New Roman" w:hAnsi="Times New Roman" w:cs="Times New Roman"/>
+          <w:sz w:val="24"/>
+          <w:szCs w:val="24"/>
+          <w:lang w:val="en-GB"/>
+        </w:rPr>
+        <w:t xml:space="preserve">. </w:t>
+      </w:r>
+      <w:r>
+        <w:rPr>
+          <w:rFonts w:ascii="Times New Roman" w:hAnsi="Times New Roman" w:cs="Times New Roman"/>
+          <w:sz w:val="24"/>
+          <w:szCs w:val="24"/>
+          <w:lang w:val="en-GB"/>
+        </w:rPr>
+        <w:t>First release</w:t>
+      </w:r>
+    </w:p>
+    <w:p>
+      <w:pPr>
+        <w:spacing w:after="0" w:line="240" w:lineRule="auto"/>
+        <w:jc w:val="both"/>
+        <w:rPr>
+          <w:rFonts w:ascii="Times New Roman" w:hAnsi="Times New Roman" w:cs="Times New Roman"/>
+          <w:sz w:val="24"/>
+          <w:szCs w:val="24"/>
+          <w:lang w:val="en-GB"/>
+        </w:rPr>
+      </w:pPr>
+      <w:proofErr w:type="gramStart"/>
+      <w:r>
+        <w:rPr>
+          <w:rFonts w:ascii="Times New Roman" w:hAnsi="Times New Roman" w:cs="Times New Roman"/>
+          <w:sz w:val="24"/>
+          <w:szCs w:val="24"/>
+          <w:lang w:val="en-GB"/>
+        </w:rPr>
+        <w:t>v.1.3</w:t>
+      </w:r>
+      <w:proofErr w:type="gramEnd"/>
+      <w:r>
+        <w:rPr>
+          <w:rFonts w:ascii="Times New Roman" w:hAnsi="Times New Roman" w:cs="Times New Roman"/>
+          <w:sz w:val="24"/>
+          <w:szCs w:val="24"/>
+          <w:lang w:val="en-GB"/>
+        </w:rPr>
+        <w:t>. Fixes, improvements</w:t>
+      </w:r>
+    </w:p>
+    <w:p>
+      <w:pPr>
+        <w:spacing w:after="0" w:line="240" w:lineRule="auto"/>
+        <w:jc w:val="both"/>
+        <w:rPr>
+          <w:rFonts w:ascii="Times New Roman" w:hAnsi="Times New Roman" w:cs="Times New Roman"/>
+          <w:sz w:val="24"/>
+          <w:szCs w:val="24"/>
+          <w:lang w:val="en-GB"/>
+        </w:rPr>
+      </w:pPr>
+      <w:proofErr w:type="gramStart"/>
+      <w:r>
+        <w:rPr>
+          <w:rFonts w:ascii="Times New Roman" w:hAnsi="Times New Roman" w:cs="Times New Roman"/>
+          <w:sz w:val="24"/>
+          <w:szCs w:val="24"/>
+          <w:lang w:val="en-GB"/>
+        </w:rPr>
+        <w:t>v.1.4</w:t>
+      </w:r>
+      <w:proofErr w:type="gramEnd"/>
+      <w:r>
+        <w:rPr>
+          <w:rFonts w:ascii="Times New Roman" w:hAnsi="Times New Roman" w:cs="Times New Roman"/>
+          <w:sz w:val="24"/>
+          <w:szCs w:val="24"/>
+          <w:lang w:val="en-GB"/>
+        </w:rPr>
+        <w:t xml:space="preserve">. </w:t>
+      </w:r>
+      <w:r>
+        <w:rPr>
+          <w:rFonts w:ascii="Times New Roman" w:hAnsi="Times New Roman" w:cs="Times New Roman"/>
+          <w:sz w:val="24"/>
+          <w:szCs w:val="24"/>
+          <w:lang w:val="en-GB"/>
+        </w:rPr>
+        <w:t>Fixes, improvements</w:t>
+      </w:r>
+    </w:p>
+    <w:p>
+      <w:pPr>
+        <w:spacing w:after="0" w:line="240" w:lineRule="auto"/>
+        <w:jc w:val="both"/>
+        <w:rPr>
+          <w:rFonts w:ascii="Times New Roman" w:hAnsi="Times New Roman" w:cs="Times New Roman"/>
+          <w:sz w:val="24"/>
+          <w:szCs w:val="24"/>
+          <w:lang w:val="en-GB"/>
+        </w:rPr>
+      </w:pPr>
+      <w:proofErr w:type="gramStart"/>
+      <w:r>
+        <w:rPr>
+          <w:rFonts w:ascii="Times New Roman" w:hAnsi="Times New Roman" w:cs="Times New Roman"/>
+          <w:sz w:val="24"/>
+          <w:szCs w:val="24"/>
+          <w:lang w:val="en-GB"/>
+        </w:rPr>
+        <w:t>v.1.5</w:t>
+      </w:r>
+      <w:proofErr w:type="gramEnd"/>
+      <w:r>
+        <w:rPr>
+          <w:rFonts w:ascii="Times New Roman" w:hAnsi="Times New Roman" w:cs="Times New Roman"/>
+          <w:sz w:val="24"/>
+          <w:szCs w:val="24"/>
+          <w:lang w:val="en-GB"/>
+        </w:rPr>
+        <w:t>. Added new quest "The Case of the Missing Sailor"</w:t>
+      </w:r>
+    </w:p>
+    <w:p>
+      <w:pPr>
+        <w:spacing w:after="0" w:line="240" w:lineRule="auto"/>
+        <w:jc w:val="both"/>
+        <w:rPr>
+          <w:rFonts w:ascii="Times New Roman" w:hAnsi="Times New Roman" w:cs="Times New Roman"/>
+          <w:sz w:val="24"/>
+          <w:szCs w:val="24"/>
+          <w:lang w:val="en-GB"/>
+        </w:rPr>
+      </w:pPr>
+      <w:proofErr w:type="gramStart"/>
+      <w:r>
+        <w:rPr>
+          <w:rFonts w:ascii="Times New Roman" w:hAnsi="Times New Roman" w:cs="Times New Roman"/>
+          <w:sz w:val="24"/>
+          <w:szCs w:val="24"/>
+          <w:lang w:val="en-GB"/>
+        </w:rPr>
+        <w:t>v.1.5.2</w:t>
+      </w:r>
+      <w:proofErr w:type="gramEnd"/>
+      <w:r>
+        <w:rPr>
+          <w:rFonts w:ascii="Times New Roman" w:hAnsi="Times New Roman" w:cs="Times New Roman"/>
+          <w:sz w:val="24"/>
+          <w:szCs w:val="24"/>
+          <w:lang w:val="en-GB"/>
+        </w:rPr>
+        <w:t>. Minor additions to guild locations</w:t>
+      </w:r>
       <w:bookmarkStart w:id="0" w:name="_GoBack"/>
       <w:bookmarkEnd w:id="0"/>
-      <w:r>
-        <w:rPr>
-          <w:rFonts w:ascii="Times New Roman" w:hAnsi="Times New Roman" w:cs="Times New Roman"/>
-          <w:sz w:val="24"/>
-          <w:szCs w:val="24"/>
-          <w:lang w:val="en-GB"/>
-        </w:rPr>
-        <w:t xml:space="preserve"> text</w:t>
-      </w:r>
-      <w:r>
-        <w:rPr>
-          <w:rFonts w:ascii="Times New Roman" w:hAnsi="Times New Roman" w:cs="Times New Roman"/>
-          <w:sz w:val="24"/>
-          <w:szCs w:val="24"/>
-          <w:lang w:val="en-GB"/>
-        </w:rPr>
-        <w:t>s</w:t>
-      </w:r>
-    </w:p>
-    <w:p>
-      <w:pPr>
-        <w:spacing w:after="0" w:line="240" w:lineRule="auto"/>
-        <w:jc w:val="both"/>
-        <w:rPr>
-          <w:rFonts w:ascii="Times New Roman" w:hAnsi="Times New Roman" w:cs="Times New Roman"/>
-          <w:sz w:val="24"/>
-          <w:szCs w:val="24"/>
-          <w:lang w:val="en-GB"/>
-        </w:rPr>
-      </w:pPr>
-      <w:r>
-        <w:rPr>
-          <w:rFonts w:ascii="Times New Roman" w:hAnsi="Times New Roman" w:cs="Times New Roman"/>
-          <w:b/>
-          <w:sz w:val="24"/>
-          <w:szCs w:val="24"/>
-          <w:lang w:val="en-GB"/>
-        </w:rPr>
-        <w:t>Austin</w:t>
-      </w:r>
-      <w:r>
-        <w:rPr>
-          <w:rFonts w:ascii="Times New Roman" w:hAnsi="Times New Roman" w:cs="Times New Roman"/>
-          <w:sz w:val="24"/>
-          <w:szCs w:val="24"/>
-          <w:lang w:val="en-GB"/>
-        </w:rPr>
-        <w:t xml:space="preserve"> – coding, additions to the script</w:t>
-      </w:r>
-    </w:p>
-    <w:p>
-      <w:pPr>
-        <w:spacing w:after="0" w:line="240" w:lineRule="auto"/>
-        <w:jc w:val="both"/>
-        <w:rPr>
-          <w:rFonts w:ascii="Times New Roman" w:hAnsi="Times New Roman" w:cs="Times New Roman"/>
-          <w:sz w:val="24"/>
-          <w:szCs w:val="24"/>
-          <w:lang w:val="en-GB"/>
-        </w:rPr>
-      </w:pPr>
-      <w:proofErr w:type="spellStart"/>
-      <w:r>
-        <w:rPr>
-          <w:rFonts w:ascii="Times New Roman" w:hAnsi="Times New Roman" w:cs="Times New Roman"/>
-          <w:b/>
-          <w:sz w:val="24"/>
-          <w:szCs w:val="24"/>
-          <w:lang w:val="en-GB"/>
-        </w:rPr>
-        <w:t>Gorion</w:t>
-      </w:r>
-      <w:proofErr w:type="spellEnd"/>
-      <w:r>
-        <w:rPr>
-          <w:rFonts w:ascii="Times New Roman" w:hAnsi="Times New Roman" w:cs="Times New Roman"/>
-          <w:sz w:val="24"/>
-          <w:szCs w:val="24"/>
-          <w:lang w:val="en-GB"/>
-        </w:rPr>
-        <w:t xml:space="preserve"> – maps of new locations</w:t>
-      </w:r>
-    </w:p>
-    <w:p>
-      <w:pPr>
-        <w:spacing w:after="0" w:line="240" w:lineRule="auto"/>
-        <w:jc w:val="both"/>
-        <w:rPr>
-          <w:rFonts w:ascii="Times New Roman" w:hAnsi="Times New Roman" w:cs="Times New Roman"/>
-          <w:sz w:val="24"/>
-          <w:szCs w:val="24"/>
-          <w:lang w:val="en-GB"/>
-        </w:rPr>
-      </w:pPr>
-      <w:proofErr w:type="spellStart"/>
-      <w:r>
-        <w:rPr>
-          <w:rFonts w:ascii="Times New Roman" w:hAnsi="Times New Roman" w:cs="Times New Roman"/>
-          <w:b/>
-          <w:sz w:val="24"/>
-          <w:szCs w:val="24"/>
-          <w:lang w:val="en-GB"/>
-        </w:rPr>
-        <w:t>Tipun</w:t>
-      </w:r>
-      <w:proofErr w:type="spellEnd"/>
-      <w:r>
-        <w:rPr>
-          <w:rFonts w:ascii="Times New Roman" w:hAnsi="Times New Roman" w:cs="Times New Roman"/>
-          <w:sz w:val="24"/>
-          <w:szCs w:val="24"/>
-          <w:lang w:val="en-GB"/>
-        </w:rPr>
-        <w:t xml:space="preserve"> – technical assistance</w:t>
-      </w:r>
-    </w:p>
-    <w:p>
-      <w:pPr>
-        <w:spacing w:after="0" w:line="240" w:lineRule="auto"/>
-        <w:jc w:val="both"/>
-        <w:rPr>
-          <w:rFonts w:ascii="Times New Roman" w:hAnsi="Times New Roman" w:cs="Times New Roman"/>
-          <w:sz w:val="24"/>
-          <w:szCs w:val="24"/>
-          <w:lang w:val="en-GB"/>
-        </w:rPr>
-      </w:pPr>
-      <w:proofErr w:type="spellStart"/>
-      <w:r>
-        <w:rPr>
-          <w:rFonts w:ascii="Times New Roman" w:hAnsi="Times New Roman" w:cs="Times New Roman"/>
-          <w:b/>
-          <w:sz w:val="24"/>
-          <w:szCs w:val="24"/>
-          <w:lang w:val="en-GB"/>
-        </w:rPr>
-        <w:t>Endarire</w:t>
-      </w:r>
-      <w:proofErr w:type="spellEnd"/>
-      <w:r>
-        <w:rPr>
-          <w:rFonts w:ascii="Times New Roman" w:hAnsi="Times New Roman" w:cs="Times New Roman"/>
-          <w:sz w:val="24"/>
-          <w:szCs w:val="24"/>
-          <w:lang w:val="en-GB"/>
-        </w:rPr>
-        <w:t xml:space="preserve"> - proofreading of 233 lines of English guild text</w:t>
-      </w:r>
-    </w:p>
-    <w:p>
-      <w:pPr>
-        <w:spacing w:after="0" w:line="240" w:lineRule="auto"/>
-        <w:jc w:val="both"/>
-        <w:rPr>
-          <w:rFonts w:ascii="Times New Roman" w:hAnsi="Times New Roman" w:cs="Times New Roman"/>
-          <w:sz w:val="24"/>
-          <w:szCs w:val="24"/>
-          <w:lang w:val="en-GB"/>
-        </w:rPr>
-      </w:pPr>
-      <w:r>
-        <w:rPr>
-          <w:rFonts w:ascii="Times New Roman" w:hAnsi="Times New Roman" w:cs="Times New Roman"/>
-          <w:sz w:val="24"/>
-          <w:szCs w:val="24"/>
-          <w:lang w:val="en-GB"/>
-        </w:rPr>
-        <w:t>Art objects:</w:t>
-      </w:r>
-    </w:p>
-    <w:p>
-      <w:pPr>
-        <w:spacing w:after="0" w:line="240" w:lineRule="auto"/>
-        <w:jc w:val="both"/>
-        <w:rPr>
-          <w:rFonts w:ascii="Times New Roman" w:hAnsi="Times New Roman" w:cs="Times New Roman"/>
-          <w:sz w:val="24"/>
-          <w:szCs w:val="24"/>
-          <w:lang w:val="en-GB"/>
-        </w:rPr>
-      </w:pPr>
-      <w:proofErr w:type="spellStart"/>
-      <w:r>
-        <w:rPr>
-          <w:rFonts w:ascii="Times New Roman" w:hAnsi="Times New Roman" w:cs="Times New Roman"/>
-          <w:sz w:val="24"/>
-          <w:szCs w:val="24"/>
-          <w:lang w:val="en-GB"/>
-        </w:rPr>
-        <w:t>nordic</w:t>
-      </w:r>
-      <w:proofErr w:type="spellEnd"/>
-      <w:r>
-        <w:rPr>
-          <w:rFonts w:ascii="Times New Roman" w:hAnsi="Times New Roman" w:cs="Times New Roman"/>
-          <w:sz w:val="24"/>
-          <w:szCs w:val="24"/>
-          <w:lang w:val="en-GB"/>
-        </w:rPr>
-        <w:t>__</w:t>
-      </w:r>
-      <w:proofErr w:type="spellStart"/>
-      <w:r>
-        <w:rPr>
-          <w:rFonts w:ascii="Times New Roman" w:hAnsi="Times New Roman" w:cs="Times New Roman"/>
-          <w:sz w:val="24"/>
-          <w:szCs w:val="24"/>
-          <w:lang w:val="en-GB"/>
-        </w:rPr>
-        <w:t>bugbear_by_thatdman</w:t>
-      </w:r>
-      <w:proofErr w:type="spellEnd"/>
-      <w:r>
-        <w:rPr>
-          <w:rFonts w:ascii="Times New Roman" w:hAnsi="Times New Roman" w:cs="Times New Roman"/>
-          <w:sz w:val="24"/>
-          <w:szCs w:val="24"/>
-          <w:lang w:val="en-GB"/>
-        </w:rPr>
-        <w:t>,</w:t>
-      </w:r>
-    </w:p>
-    <w:p>
-      <w:pPr>
-        <w:spacing w:after="0" w:line="240" w:lineRule="auto"/>
-        <w:jc w:val="both"/>
-        <w:rPr>
-          <w:rFonts w:ascii="Times New Roman" w:hAnsi="Times New Roman" w:cs="Times New Roman"/>
-          <w:sz w:val="24"/>
-          <w:szCs w:val="24"/>
-          <w:lang w:val="en-GB"/>
-        </w:rPr>
-      </w:pPr>
-      <w:r>
-        <w:rPr>
-          <w:rFonts w:ascii="Times New Roman" w:hAnsi="Times New Roman" w:cs="Times New Roman"/>
-          <w:sz w:val="24"/>
-          <w:szCs w:val="24"/>
-          <w:lang w:val="en-GB"/>
-        </w:rPr>
-        <w:t>orc_by_michalsalatav2,</w:t>
-      </w:r>
-    </w:p>
-    <w:p>
-      <w:pPr>
-        <w:spacing w:after="0" w:line="240" w:lineRule="auto"/>
-        <w:jc w:val="both"/>
-        <w:rPr>
-          <w:rFonts w:ascii="Times New Roman" w:hAnsi="Times New Roman" w:cs="Times New Roman"/>
-          <w:sz w:val="24"/>
-          <w:szCs w:val="24"/>
-          <w:lang w:val="en-GB"/>
-        </w:rPr>
-      </w:pPr>
-      <w:r>
-        <w:rPr>
-          <w:rFonts w:ascii="Times New Roman" w:hAnsi="Times New Roman" w:cs="Times New Roman"/>
-          <w:sz w:val="24"/>
-          <w:szCs w:val="24"/>
-          <w:lang w:val="en-GB"/>
-        </w:rPr>
-        <w:lastRenderedPageBreak/>
-        <w:t xml:space="preserve">The Fixer by </w:t>
-      </w:r>
-      <w:proofErr w:type="spellStart"/>
-      <w:r>
-        <w:rPr>
-          <w:rFonts w:ascii="Times New Roman" w:hAnsi="Times New Roman" w:cs="Times New Roman"/>
-          <w:sz w:val="24"/>
-          <w:szCs w:val="24"/>
-          <w:lang w:val="en-GB"/>
-        </w:rPr>
-        <w:t>Smolin</w:t>
-      </w:r>
-      <w:proofErr w:type="spellEnd"/>
-    </w:p>
-    <w:p>
-      <w:pPr>
-        <w:spacing w:after="0" w:line="240" w:lineRule="auto"/>
-        <w:jc w:val="both"/>
-        <w:rPr>
-          <w:rFonts w:ascii="Times New Roman" w:hAnsi="Times New Roman" w:cs="Times New Roman"/>
-          <w:sz w:val="24"/>
-          <w:szCs w:val="24"/>
-          <w:lang w:val="en-GB"/>
-        </w:rPr>
-      </w:pPr>
-    </w:p>
-    <w:p>
-      <w:pPr>
-        <w:spacing w:after="0" w:line="240" w:lineRule="auto"/>
-        <w:jc w:val="center"/>
-        <w:rPr>
-          <w:rFonts w:ascii="Times New Roman" w:hAnsi="Times New Roman" w:cs="Times New Roman"/>
-          <w:b/>
-          <w:color w:val="C00000"/>
-          <w:sz w:val="24"/>
-          <w:szCs w:val="24"/>
-          <w:lang w:val="en-GB"/>
-        </w:rPr>
-      </w:pPr>
-      <w:r>
-        <w:rPr>
-          <w:rFonts w:ascii="Times New Roman" w:hAnsi="Times New Roman" w:cs="Times New Roman"/>
-          <w:b/>
-          <w:color w:val="C00000"/>
-          <w:sz w:val="24"/>
-          <w:szCs w:val="24"/>
-          <w:lang w:val="en-GB"/>
-        </w:rPr>
-        <w:t>ANSWERS TO QUESTIONS</w:t>
-      </w:r>
-    </w:p>
-    <w:p>
-      <w:pPr>
-        <w:spacing w:after="0" w:line="240" w:lineRule="auto"/>
-        <w:jc w:val="both"/>
-        <w:rPr>
-          <w:rFonts w:ascii="Times New Roman" w:hAnsi="Times New Roman" w:cs="Times New Roman"/>
-          <w:b/>
-          <w:i/>
-          <w:sz w:val="24"/>
-          <w:szCs w:val="24"/>
-          <w:lang w:val="en-GB"/>
-        </w:rPr>
-      </w:pPr>
-      <w:r>
-        <w:rPr>
-          <w:rFonts w:ascii="Times New Roman" w:hAnsi="Times New Roman" w:cs="Times New Roman"/>
-          <w:b/>
-          <w:i/>
-          <w:sz w:val="24"/>
-          <w:szCs w:val="24"/>
-          <w:lang w:val="en-GB"/>
-        </w:rPr>
-        <w:t>Will the mod work on the "classic" version of the game?</w:t>
-      </w:r>
-    </w:p>
-    <w:p>
-      <w:pPr>
-        <w:spacing w:after="0" w:line="240" w:lineRule="auto"/>
-        <w:jc w:val="both"/>
-        <w:rPr>
-          <w:rFonts w:ascii="Times New Roman" w:hAnsi="Times New Roman" w:cs="Times New Roman"/>
-          <w:sz w:val="24"/>
-          <w:szCs w:val="24"/>
-          <w:lang w:val="en-GB"/>
-        </w:rPr>
-      </w:pPr>
-      <w:r>
-        <w:rPr>
-          <w:rFonts w:ascii="Times New Roman" w:hAnsi="Times New Roman" w:cs="Times New Roman"/>
-          <w:sz w:val="24"/>
-          <w:szCs w:val="24"/>
-          <w:lang w:val="en-GB"/>
-        </w:rPr>
-        <w:t>It will, but only in conjunction with the Infinity Animations mod.</w:t>
-      </w:r>
-    </w:p>
-    <w:p>
-      <w:pPr>
-        <w:spacing w:after="0" w:line="240" w:lineRule="auto"/>
-        <w:jc w:val="both"/>
-        <w:rPr>
-          <w:rFonts w:ascii="Times New Roman" w:hAnsi="Times New Roman" w:cs="Times New Roman"/>
-          <w:sz w:val="24"/>
-          <w:szCs w:val="24"/>
-          <w:lang w:val="en-GB"/>
-        </w:rPr>
-      </w:pPr>
-    </w:p>
-    <w:p>
-      <w:pPr>
-        <w:spacing w:after="0" w:line="240" w:lineRule="auto"/>
-        <w:jc w:val="both"/>
-        <w:rPr>
-          <w:rFonts w:ascii="Times New Roman" w:hAnsi="Times New Roman" w:cs="Times New Roman"/>
-          <w:b/>
-          <w:i/>
-          <w:sz w:val="24"/>
-          <w:szCs w:val="24"/>
-          <w:lang w:val="en-GB"/>
-        </w:rPr>
-      </w:pPr>
-      <w:r>
-        <w:rPr>
-          <w:rFonts w:ascii="Times New Roman" w:hAnsi="Times New Roman" w:cs="Times New Roman"/>
-          <w:b/>
-          <w:i/>
-          <w:sz w:val="24"/>
-          <w:szCs w:val="24"/>
-          <w:lang w:val="en-GB"/>
-        </w:rPr>
-        <w:t xml:space="preserve">How do I open the locked cabinet with documents in </w:t>
-      </w:r>
-      <w:proofErr w:type="spellStart"/>
-      <w:r>
-        <w:rPr>
-          <w:rFonts w:ascii="Times New Roman" w:hAnsi="Times New Roman" w:cs="Times New Roman"/>
-          <w:b/>
-          <w:i/>
-          <w:sz w:val="24"/>
-          <w:szCs w:val="24"/>
-          <w:lang w:val="en-GB"/>
-        </w:rPr>
-        <w:t>Adelard's</w:t>
-      </w:r>
-      <w:proofErr w:type="spellEnd"/>
-      <w:r>
-        <w:rPr>
-          <w:rFonts w:ascii="Times New Roman" w:hAnsi="Times New Roman" w:cs="Times New Roman"/>
-          <w:b/>
-          <w:i/>
-          <w:sz w:val="24"/>
-          <w:szCs w:val="24"/>
-          <w:lang w:val="en-GB"/>
-        </w:rPr>
-        <w:t xml:space="preserve"> office?</w:t>
-      </w:r>
-    </w:p>
-    <w:p>
-      <w:pPr>
-        <w:spacing w:after="0" w:line="240" w:lineRule="auto"/>
-        <w:jc w:val="both"/>
-        <w:rPr>
-          <w:rFonts w:ascii="Times New Roman" w:hAnsi="Times New Roman" w:cs="Times New Roman"/>
-          <w:sz w:val="24"/>
-          <w:szCs w:val="24"/>
-          <w:lang w:val="en-GB"/>
-        </w:rPr>
-      </w:pPr>
-      <w:r>
-        <w:rPr>
-          <w:rFonts w:ascii="Times New Roman" w:hAnsi="Times New Roman" w:cs="Times New Roman"/>
-          <w:sz w:val="24"/>
-          <w:szCs w:val="24"/>
-          <w:lang w:val="en-GB"/>
-        </w:rPr>
-        <w:t>Pay attention to the entry in the journal and to Nordic's words, and then select the desired date from several possible ones as an answer and type it in the MMYYYY format.</w:t>
-      </w:r>
-    </w:p>
-    <w:p>
-      <w:pPr>
-        <w:spacing w:after="0" w:line="240" w:lineRule="auto"/>
-        <w:jc w:val="both"/>
-        <w:rPr>
-          <w:rFonts w:ascii="Times New Roman" w:hAnsi="Times New Roman" w:cs="Times New Roman"/>
-          <w:sz w:val="24"/>
-          <w:szCs w:val="24"/>
-          <w:lang w:val="en-GB"/>
-        </w:rPr>
-      </w:pPr>
-    </w:p>
-    <w:p>
-      <w:pPr>
-        <w:spacing w:after="0" w:line="240" w:lineRule="auto"/>
-        <w:jc w:val="both"/>
-        <w:rPr>
-          <w:rFonts w:ascii="Times New Roman" w:hAnsi="Times New Roman" w:cs="Times New Roman"/>
-          <w:b/>
-          <w:i/>
-          <w:sz w:val="24"/>
-          <w:szCs w:val="24"/>
-          <w:lang w:val="en-GB"/>
-        </w:rPr>
-      </w:pPr>
-      <w:r>
-        <w:rPr>
-          <w:rFonts w:ascii="Times New Roman" w:hAnsi="Times New Roman" w:cs="Times New Roman"/>
-          <w:b/>
-          <w:i/>
-          <w:sz w:val="24"/>
-          <w:szCs w:val="24"/>
-          <w:lang w:val="en-GB"/>
-        </w:rPr>
-        <w:t>Will new quests be added for the guild?</w:t>
-      </w:r>
-    </w:p>
-    <w:p>
-      <w:pPr>
-        <w:spacing w:after="0" w:line="240" w:lineRule="auto"/>
-        <w:jc w:val="both"/>
-        <w:rPr>
-          <w:rFonts w:ascii="Times New Roman" w:hAnsi="Times New Roman" w:cs="Times New Roman"/>
-          <w:sz w:val="24"/>
-          <w:szCs w:val="24"/>
-          <w:lang w:val="en-GB"/>
-        </w:rPr>
-      </w:pPr>
-      <w:r>
-        <w:rPr>
-          <w:rFonts w:ascii="Times New Roman" w:hAnsi="Times New Roman" w:cs="Times New Roman"/>
-          <w:sz w:val="24"/>
-          <w:szCs w:val="24"/>
-          <w:lang w:val="en-GB"/>
-        </w:rPr>
-        <w:t>An expansion of the mod is planned, if the coder has free time. We can't promise anything yet.</w:t>
-      </w:r>
-    </w:p>
-    <w:p>
-      <w:pPr>
-        <w:spacing w:after="0" w:line="240" w:lineRule="auto"/>
-        <w:jc w:val="both"/>
-        <w:rPr>
-          <w:rFonts w:ascii="Times New Roman" w:hAnsi="Times New Roman" w:cs="Times New Roman"/>
-          <w:sz w:val="24"/>
-          <w:szCs w:val="24"/>
-          <w:lang w:val="en-GB"/>
-        </w:rPr>
-      </w:pPr>
-    </w:p>
-    <w:p>
-      <w:pPr>
-        <w:spacing w:after="0" w:line="240" w:lineRule="auto"/>
-        <w:jc w:val="both"/>
-        <w:rPr>
-          <w:rFonts w:ascii="Times New Roman" w:hAnsi="Times New Roman" w:cs="Times New Roman"/>
-          <w:sz w:val="24"/>
-          <w:szCs w:val="24"/>
-          <w:lang w:val="en-GB"/>
-        </w:rPr>
-      </w:pPr>
-    </w:p>
-    <w:p>
-      <w:pPr>
-        <w:spacing w:after="0" w:line="240" w:lineRule="auto"/>
-        <w:jc w:val="center"/>
-        <w:rPr>
-          <w:rFonts w:ascii="Times New Roman" w:hAnsi="Times New Roman" w:cs="Times New Roman"/>
-          <w:b/>
-          <w:color w:val="C00000"/>
-          <w:sz w:val="24"/>
-          <w:szCs w:val="24"/>
-          <w:lang w:val="en-GB"/>
-        </w:rPr>
-      </w:pPr>
-      <w:r>
-        <w:rPr>
-          <w:rFonts w:ascii="Times New Roman" w:hAnsi="Times New Roman" w:cs="Times New Roman"/>
-          <w:b/>
-          <w:color w:val="C00000"/>
-          <w:sz w:val="24"/>
-          <w:szCs w:val="24"/>
-          <w:lang w:val="en-GB"/>
-        </w:rPr>
-        <w:t>VERSION HISTORY</w:t>
-      </w:r>
-    </w:p>
-    <w:p>
-      <w:pPr>
-        <w:spacing w:after="0" w:line="240" w:lineRule="auto"/>
-        <w:jc w:val="both"/>
-        <w:rPr>
-          <w:rFonts w:ascii="Times New Roman" w:hAnsi="Times New Roman" w:cs="Times New Roman"/>
-          <w:sz w:val="24"/>
-          <w:szCs w:val="24"/>
-          <w:lang w:val="en-GB"/>
-        </w:rPr>
-      </w:pPr>
-      <w:proofErr w:type="gramStart"/>
-      <w:r>
-        <w:rPr>
-          <w:rFonts w:ascii="Times New Roman" w:hAnsi="Times New Roman" w:cs="Times New Roman"/>
-          <w:sz w:val="24"/>
-          <w:szCs w:val="24"/>
-          <w:lang w:val="en-GB"/>
-        </w:rPr>
-        <w:t>v</w:t>
-      </w:r>
-      <w:r>
-        <w:rPr>
-          <w:rFonts w:ascii="Times New Roman" w:hAnsi="Times New Roman" w:cs="Times New Roman"/>
-          <w:sz w:val="24"/>
-          <w:szCs w:val="24"/>
-          <w:lang w:val="en-GB"/>
-        </w:rPr>
-        <w:t>.1.</w:t>
-      </w:r>
-      <w:r>
-        <w:rPr>
-          <w:rFonts w:ascii="Times New Roman" w:hAnsi="Times New Roman" w:cs="Times New Roman"/>
-          <w:sz w:val="24"/>
-          <w:szCs w:val="24"/>
-          <w:lang w:val="en-GB"/>
-        </w:rPr>
-        <w:t>2</w:t>
-      </w:r>
-      <w:proofErr w:type="gramEnd"/>
-      <w:r>
-        <w:rPr>
-          <w:rFonts w:ascii="Times New Roman" w:hAnsi="Times New Roman" w:cs="Times New Roman"/>
-          <w:sz w:val="24"/>
-          <w:szCs w:val="24"/>
-          <w:lang w:val="en-GB"/>
-        </w:rPr>
-        <w:t xml:space="preserve">. </w:t>
-      </w:r>
-      <w:r>
-        <w:rPr>
-          <w:rFonts w:ascii="Times New Roman" w:hAnsi="Times New Roman" w:cs="Times New Roman"/>
-          <w:sz w:val="24"/>
-          <w:szCs w:val="24"/>
-          <w:lang w:val="en-GB"/>
-        </w:rPr>
-        <w:t>First release</w:t>
-      </w:r>
-    </w:p>
-    <w:p>
-      <w:pPr>
-        <w:spacing w:after="0" w:line="240" w:lineRule="auto"/>
-        <w:jc w:val="both"/>
-        <w:rPr>
-          <w:rFonts w:ascii="Times New Roman" w:hAnsi="Times New Roman" w:cs="Times New Roman"/>
-          <w:sz w:val="24"/>
-          <w:szCs w:val="24"/>
-          <w:lang w:val="en-GB"/>
-        </w:rPr>
-      </w:pPr>
-      <w:proofErr w:type="gramStart"/>
-      <w:r>
-        <w:rPr>
-          <w:rFonts w:ascii="Times New Roman" w:hAnsi="Times New Roman" w:cs="Times New Roman"/>
-          <w:sz w:val="24"/>
-          <w:szCs w:val="24"/>
-          <w:lang w:val="en-GB"/>
-        </w:rPr>
-        <w:t>v.1.3</w:t>
-      </w:r>
-      <w:proofErr w:type="gramEnd"/>
-      <w:r>
-        <w:rPr>
-          <w:rFonts w:ascii="Times New Roman" w:hAnsi="Times New Roman" w:cs="Times New Roman"/>
-          <w:sz w:val="24"/>
-          <w:szCs w:val="24"/>
-          <w:lang w:val="en-GB"/>
-        </w:rPr>
-        <w:t>. Fixes, improvements</w:t>
-      </w:r>
-    </w:p>
-    <w:p>
-      <w:pPr>
-        <w:spacing w:after="0" w:line="240" w:lineRule="auto"/>
-        <w:jc w:val="both"/>
-        <w:rPr>
-          <w:rFonts w:ascii="Times New Roman" w:hAnsi="Times New Roman" w:cs="Times New Roman"/>
-          <w:sz w:val="24"/>
-          <w:szCs w:val="24"/>
-          <w:lang w:val="en-GB"/>
-        </w:rPr>
-      </w:pPr>
-      <w:proofErr w:type="gramStart"/>
-      <w:r>
-        <w:rPr>
-          <w:rFonts w:ascii="Times New Roman" w:hAnsi="Times New Roman" w:cs="Times New Roman"/>
-          <w:sz w:val="24"/>
-          <w:szCs w:val="24"/>
-          <w:lang w:val="en-GB"/>
-        </w:rPr>
-        <w:t>v.1.4</w:t>
-      </w:r>
-      <w:proofErr w:type="gramEnd"/>
-      <w:r>
-        <w:rPr>
-          <w:rFonts w:ascii="Times New Roman" w:hAnsi="Times New Roman" w:cs="Times New Roman"/>
-          <w:sz w:val="24"/>
-          <w:szCs w:val="24"/>
-          <w:lang w:val="en-GB"/>
-        </w:rPr>
-        <w:t xml:space="preserve">. </w:t>
-      </w:r>
-      <w:r>
-        <w:rPr>
-          <w:rFonts w:ascii="Times New Roman" w:hAnsi="Times New Roman" w:cs="Times New Roman"/>
-          <w:sz w:val="24"/>
-          <w:szCs w:val="24"/>
-          <w:lang w:val="en-GB"/>
-        </w:rPr>
-        <w:t>Fixes, improvements</w:t>
-      </w:r>
-    </w:p>
-    <w:p>
-      <w:pPr>
-        <w:spacing w:after="0" w:line="240" w:lineRule="auto"/>
-        <w:jc w:val="both"/>
-        <w:rPr>
-          <w:rFonts w:ascii="Times New Roman" w:hAnsi="Times New Roman" w:cs="Times New Roman"/>
-          <w:sz w:val="24"/>
-          <w:szCs w:val="24"/>
-          <w:lang w:val="en-GB"/>
-        </w:rPr>
-      </w:pPr>
-      <w:proofErr w:type="gramStart"/>
-      <w:r>
-        <w:rPr>
-          <w:rFonts w:ascii="Times New Roman" w:hAnsi="Times New Roman" w:cs="Times New Roman"/>
-          <w:sz w:val="24"/>
-          <w:szCs w:val="24"/>
-          <w:lang w:val="en-GB"/>
-        </w:rPr>
-        <w:t>v.1.5</w:t>
-      </w:r>
-      <w:proofErr w:type="gramEnd"/>
-      <w:r>
-        <w:rPr>
-          <w:rFonts w:ascii="Times New Roman" w:hAnsi="Times New Roman" w:cs="Times New Roman"/>
-          <w:sz w:val="24"/>
-          <w:szCs w:val="24"/>
-          <w:lang w:val="en-GB"/>
-        </w:rPr>
-        <w:t>. Added new quest "The Case of the Missing Sailor"</w:t>
-      </w:r>
     </w:p>
     <w:sectPr>
       <w:pgSz w:w="11906" w:h="16838"/>
